--- a/Knowledge/3-Work knowledge/1-Software Engineering/2-Testing/5-My Source/1-ISTQB Foundation Level/8-Defect Management/2-2-Defect Identification.docx
+++ b/Knowledge/3-Work knowledge/1-Software Engineering/2-Testing/5-My Source/1-ISTQB Foundation Level/8-Defect Management/2-2-Defect Identification.docx
@@ -36,51 +36,77 @@
       </w:pPr>
       <w:r>
         <w:rPr>
-          <w:b/>
-          <w:shd w:val="clear" w:color="auto" w:fill="B7B7B7"/>
-        </w:rPr>
-        <w:t># Source</w:t>
-      </w:r>
-      <w:r>
-        <w:rPr>
-          <w:shd w:val="clear" w:color="auto" w:fill="B7B7B7"/>
-        </w:rPr>
-        <w:t xml:space="preserve">: </w:t>
-      </w:r>
-      <w:r>
-        <w:rPr>
-          <w:b/>
-          <w:shd w:val="clear" w:color="auto" w:fill="B7B7B7"/>
-        </w:rPr>
-        <w:t xml:space="preserve">Chatgpt </w:t>
-      </w:r>
-      <w:r>
-        <w:rPr>
-          <w:b/>
-          <w:sz w:val="14"/>
-          <w:szCs w:val="14"/>
-          <w:shd w:val="clear" w:color="auto" w:fill="B7B7B7"/>
-        </w:rPr>
-        <w:t>(GPT</w:t>
-      </w:r>
-      <w:r>
-        <w:rPr>
-          <w:rFonts w:ascii="Cambria Math" w:hAnsi="Cambria Math" w:cs="Cambria Math"/>
-          <w:b/>
-          <w:sz w:val="14"/>
-          <w:szCs w:val="14"/>
-          <w:shd w:val="clear" w:color="auto" w:fill="B7B7B7"/>
+          <w:rFonts w:ascii="Arial" w:eastAsia="Arial" w:hAnsi="Arial" w:cs="Arial"/>
+          <w:b/>
+          <w:color w:val="000000"/>
+          <w:sz w:val="18"/>
+          <w:highlight w:val="lightGray"/>
+        </w:rPr>
+        <w:t># Source: AI Source: Provided by: [Data Path</w:t>
+      </w:r>
+      <w:r>
+        <w:rPr>
+          <w:rFonts w:ascii="Arial" w:eastAsia="Arial" w:hAnsi="Arial" w:cs="Arial"/>
+          <w:color w:val="000000"/>
+          <w:sz w:val="18"/>
+          <w:highlight w:val="lightGray"/>
+        </w:rPr>
+        <w:t xml:space="preserve">: Persons Table -&gt; ID Column: 1, Name_En Column: Motasem Essam] -&gt; </w:t>
+      </w:r>
+      <w:r>
+        <w:rPr>
+          <w:rFonts w:ascii="Arial" w:eastAsia="Arial" w:hAnsi="Arial" w:cs="Arial"/>
+          <w:b/>
+          <w:color w:val="000000"/>
+          <w:sz w:val="18"/>
+          <w:highlight w:val="lightGray"/>
+        </w:rPr>
+        <w:t>From:</w:t>
+      </w:r>
+      <w:r>
+        <w:rPr>
+          <w:rFonts w:ascii="Arial" w:eastAsia="Arial" w:hAnsi="Arial" w:cs="Arial"/>
+          <w:color w:val="000000"/>
+          <w:sz w:val="18"/>
+          <w:highlight w:val="lightGray"/>
+        </w:rPr>
+        <w:t xml:space="preserve"> [Chatgpt (GPT</w:t>
+      </w:r>
+      <w:r>
+        <w:rPr>
+          <w:rFonts w:ascii="Arial" w:eastAsia="Arial" w:hAnsi="Arial" w:cs="Cambria Math"/>
+          <w:color w:val="000000"/>
+          <w:sz w:val="18"/>
+          <w:highlight w:val="lightGray"/>
         </w:rPr>
         <w:t>‑</w:t>
       </w:r>
       <w:r>
         <w:rPr>
-          <w:b/>
-          <w:sz w:val="14"/>
-          <w:szCs w:val="14"/>
-          <w:shd w:val="clear" w:color="auto" w:fill="B7B7B7"/>
-        </w:rPr>
-        <w:t>5 Mini) at [8/18/2025]</w:t>
+          <w:rFonts w:ascii="Arial" w:eastAsia="Arial" w:hAnsi="Arial" w:cs="Arial"/>
+          <w:color w:val="000000"/>
+          <w:sz w:val="18"/>
+          <w:highlight w:val="lightGray"/>
+        </w:rPr>
+        <w:t xml:space="preserve">5 Mini)] </w:t>
+      </w:r>
+      <w:r>
+        <w:rPr>
+          <w:rFonts w:ascii="Arial" w:eastAsia="Arial" w:hAnsi="Arial" w:cs="Arial"/>
+          <w:b/>
+          <w:color w:val="000000"/>
+          <w:sz w:val="18"/>
+          <w:highlight w:val="lightGray"/>
+        </w:rPr>
+        <w:t>on</w:t>
+      </w:r>
+      <w:r>
+        <w:rPr>
+          <w:rFonts w:ascii="Arial" w:eastAsia="Arial" w:hAnsi="Arial"/>
+          <w:sz w:val="18"/>
+          <w:highlight w:val="lightGray"/>
+        </w:rPr>
+        <w:t xml:space="preserve"> [8/18/2025]</w:t>
       </w:r>
     </w:p>
     <w:p>
@@ -139,7 +165,7 @@
     </w:p>
     <w:p>
       <w:r>
-        <w:pict w14:anchorId="0D0E3EA1">
+        <w:pict w14:anchorId="5AFEAB5B">
           <v:rect id="_x0000_i1025" style="width:0;height:1.5pt" o:hralign="center" o:hrstd="t" o:hr="t" fillcolor="#a0a0a0" stroked="f"/>
         </w:pict>
       </w:r>
@@ -172,51 +198,77 @@
       </w:pPr>
       <w:r>
         <w:rPr>
-          <w:b/>
-          <w:shd w:val="clear" w:color="auto" w:fill="B7B7B7"/>
-        </w:rPr>
-        <w:t># Source</w:t>
-      </w:r>
-      <w:r>
-        <w:rPr>
-          <w:shd w:val="clear" w:color="auto" w:fill="B7B7B7"/>
-        </w:rPr>
-        <w:t xml:space="preserve">: </w:t>
-      </w:r>
-      <w:r>
-        <w:rPr>
-          <w:b/>
-          <w:shd w:val="clear" w:color="auto" w:fill="B7B7B7"/>
-        </w:rPr>
-        <w:t xml:space="preserve">Chatgpt </w:t>
-      </w:r>
-      <w:r>
-        <w:rPr>
-          <w:b/>
-          <w:sz w:val="14"/>
-          <w:szCs w:val="14"/>
-          <w:shd w:val="clear" w:color="auto" w:fill="B7B7B7"/>
-        </w:rPr>
-        <w:t>(GPT</w:t>
-      </w:r>
-      <w:r>
-        <w:rPr>
-          <w:rFonts w:ascii="Cambria Math" w:hAnsi="Cambria Math" w:cs="Cambria Math"/>
-          <w:b/>
-          <w:sz w:val="14"/>
-          <w:szCs w:val="14"/>
-          <w:shd w:val="clear" w:color="auto" w:fill="B7B7B7"/>
+          <w:rFonts w:ascii="Arial" w:eastAsia="Arial" w:hAnsi="Arial" w:cs="Arial"/>
+          <w:b/>
+          <w:color w:val="000000"/>
+          <w:sz w:val="18"/>
+          <w:highlight w:val="lightGray"/>
+        </w:rPr>
+        <w:t># Source: AI Source: Provided by: [Data Path</w:t>
+      </w:r>
+      <w:r>
+        <w:rPr>
+          <w:rFonts w:ascii="Arial" w:eastAsia="Arial" w:hAnsi="Arial" w:cs="Arial"/>
+          <w:color w:val="000000"/>
+          <w:sz w:val="18"/>
+          <w:highlight w:val="lightGray"/>
+        </w:rPr>
+        <w:t xml:space="preserve">: Persons Table -&gt; ID Column: 1, Name_En Column: Motasem Essam] -&gt; </w:t>
+      </w:r>
+      <w:r>
+        <w:rPr>
+          <w:rFonts w:ascii="Arial" w:eastAsia="Arial" w:hAnsi="Arial" w:cs="Arial"/>
+          <w:b/>
+          <w:color w:val="000000"/>
+          <w:sz w:val="18"/>
+          <w:highlight w:val="lightGray"/>
+        </w:rPr>
+        <w:t>From:</w:t>
+      </w:r>
+      <w:r>
+        <w:rPr>
+          <w:rFonts w:ascii="Arial" w:eastAsia="Arial" w:hAnsi="Arial" w:cs="Arial"/>
+          <w:color w:val="000000"/>
+          <w:sz w:val="18"/>
+          <w:highlight w:val="lightGray"/>
+        </w:rPr>
+        <w:t xml:space="preserve"> [Chatgpt (GPT</w:t>
+      </w:r>
+      <w:r>
+        <w:rPr>
+          <w:rFonts w:ascii="Arial" w:eastAsia="Arial" w:hAnsi="Arial" w:cs="Cambria Math"/>
+          <w:color w:val="000000"/>
+          <w:sz w:val="18"/>
+          <w:highlight w:val="lightGray"/>
         </w:rPr>
         <w:t>‑</w:t>
       </w:r>
       <w:r>
         <w:rPr>
-          <w:b/>
-          <w:sz w:val="14"/>
-          <w:szCs w:val="14"/>
-          <w:shd w:val="clear" w:color="auto" w:fill="B7B7B7"/>
-        </w:rPr>
-        <w:t>5 Mini) at [8/18/2025]</w:t>
+          <w:rFonts w:ascii="Arial" w:eastAsia="Arial" w:hAnsi="Arial" w:cs="Arial"/>
+          <w:color w:val="000000"/>
+          <w:sz w:val="18"/>
+          <w:highlight w:val="lightGray"/>
+        </w:rPr>
+        <w:t xml:space="preserve">5 Mini)] </w:t>
+      </w:r>
+      <w:r>
+        <w:rPr>
+          <w:rFonts w:ascii="Arial" w:eastAsia="Arial" w:hAnsi="Arial" w:cs="Arial"/>
+          <w:b/>
+          <w:color w:val="000000"/>
+          <w:sz w:val="18"/>
+          <w:highlight w:val="lightGray"/>
+        </w:rPr>
+        <w:t>on</w:t>
+      </w:r>
+      <w:r>
+        <w:rPr>
+          <w:rFonts w:ascii="Arial" w:eastAsia="Arial" w:hAnsi="Arial"/>
+          <w:sz w:val="18"/>
+          <w:highlight w:val="lightGray"/>
+        </w:rPr>
+        <w:t xml:space="preserve"> [8/18/2025]</w:t>
       </w:r>
     </w:p>
     <w:p>
@@ -239,7 +291,7 @@
           <w:ilvl w:val="0"/>
           <w:numId w:val="1"/>
         </w:numPr>
-        <w:spacing w:before="240"/>
+        <w:spacing w:before="240" w:after="0" w:line="276" w:lineRule="auto"/>
         <w:rPr>
           <w:rFonts w:ascii="Roboto Mono" w:eastAsia="Roboto Mono" w:hAnsi="Roboto Mono" w:cs="Roboto Mono"/>
         </w:rPr>
@@ -265,6 +317,7 @@
           <w:ilvl w:val="1"/>
           <w:numId w:val="1"/>
         </w:numPr>
+        <w:spacing w:after="0" w:line="276" w:lineRule="auto"/>
         <w:rPr>
           <w:rFonts w:ascii="Roboto Mono" w:eastAsia="Roboto Mono" w:hAnsi="Roboto Mono" w:cs="Roboto Mono"/>
         </w:rPr>
@@ -288,6 +341,7 @@
           <w:ilvl w:val="2"/>
           <w:numId w:val="1"/>
         </w:numPr>
+        <w:spacing w:after="0" w:line="276" w:lineRule="auto"/>
         <w:rPr>
           <w:rFonts w:ascii="Roboto Mono" w:eastAsia="Roboto Mono" w:hAnsi="Roboto Mono" w:cs="Roboto Mono"/>
         </w:rPr>
@@ -311,6 +365,7 @@
           <w:ilvl w:val="2"/>
           <w:numId w:val="1"/>
         </w:numPr>
+        <w:spacing w:after="0" w:line="276" w:lineRule="auto"/>
         <w:rPr>
           <w:rFonts w:ascii="Roboto Mono" w:eastAsia="Roboto Mono" w:hAnsi="Roboto Mono" w:cs="Roboto Mono"/>
         </w:rPr>
@@ -334,6 +389,7 @@
           <w:ilvl w:val="2"/>
           <w:numId w:val="1"/>
         </w:numPr>
+        <w:spacing w:after="0" w:line="276" w:lineRule="auto"/>
         <w:rPr>
           <w:rFonts w:ascii="Roboto Mono" w:eastAsia="Roboto Mono" w:hAnsi="Roboto Mono" w:cs="Roboto Mono"/>
         </w:rPr>
@@ -357,6 +413,7 @@
           <w:ilvl w:val="1"/>
           <w:numId w:val="1"/>
         </w:numPr>
+        <w:spacing w:after="0" w:line="276" w:lineRule="auto"/>
         <w:rPr>
           <w:rFonts w:ascii="Roboto Mono" w:eastAsia="Roboto Mono" w:hAnsi="Roboto Mono" w:cs="Roboto Mono"/>
         </w:rPr>
@@ -380,6 +437,7 @@
           <w:ilvl w:val="0"/>
           <w:numId w:val="1"/>
         </w:numPr>
+        <w:spacing w:after="0" w:line="276" w:lineRule="auto"/>
         <w:rPr>
           <w:rFonts w:ascii="Roboto Mono" w:eastAsia="Roboto Mono" w:hAnsi="Roboto Mono" w:cs="Roboto Mono"/>
         </w:rPr>
@@ -405,6 +463,7 @@
           <w:ilvl w:val="1"/>
           <w:numId w:val="1"/>
         </w:numPr>
+        <w:spacing w:after="0" w:line="276" w:lineRule="auto"/>
         <w:rPr>
           <w:rFonts w:ascii="Roboto Mono" w:eastAsia="Roboto Mono" w:hAnsi="Roboto Mono" w:cs="Roboto Mono"/>
         </w:rPr>
@@ -428,6 +487,7 @@
           <w:ilvl w:val="1"/>
           <w:numId w:val="1"/>
         </w:numPr>
+        <w:spacing w:after="0" w:line="276" w:lineRule="auto"/>
         <w:rPr>
           <w:rFonts w:ascii="Roboto Mono" w:eastAsia="Roboto Mono" w:hAnsi="Roboto Mono" w:cs="Roboto Mono"/>
         </w:rPr>
@@ -436,7 +496,6 @@
         <w:rPr>
           <w:rFonts w:ascii="Nova Mono" w:eastAsia="Nova Mono" w:hAnsi="Nova Mono" w:cs="Nova Mono"/>
         </w:rPr>
-        <w:lastRenderedPageBreak/>
         <w:t xml:space="preserve">Example: Tester executes the "Login with valid credentials" test → Actual result = </w:t>
       </w:r>
       <w:r>
@@ -465,6 +524,7 @@
           <w:ilvl w:val="0"/>
           <w:numId w:val="1"/>
         </w:numPr>
+        <w:spacing w:after="0" w:line="276" w:lineRule="auto"/>
         <w:rPr>
           <w:rFonts w:ascii="Roboto Mono" w:eastAsia="Roboto Mono" w:hAnsi="Roboto Mono" w:cs="Roboto Mono"/>
         </w:rPr>
@@ -490,6 +550,7 @@
           <w:ilvl w:val="1"/>
           <w:numId w:val="1"/>
         </w:numPr>
+        <w:spacing w:after="0" w:line="276" w:lineRule="auto"/>
         <w:rPr>
           <w:rFonts w:ascii="Roboto Mono" w:eastAsia="Roboto Mono" w:hAnsi="Roboto Mono" w:cs="Roboto Mono"/>
         </w:rPr>
@@ -513,6 +574,7 @@
           <w:ilvl w:val="0"/>
           <w:numId w:val="1"/>
         </w:numPr>
+        <w:spacing w:after="0" w:line="276" w:lineRule="auto"/>
         <w:rPr>
           <w:rFonts w:ascii="Roboto Mono" w:eastAsia="Roboto Mono" w:hAnsi="Roboto Mono" w:cs="Roboto Mono"/>
         </w:rPr>
@@ -538,6 +600,7 @@
           <w:ilvl w:val="1"/>
           <w:numId w:val="1"/>
         </w:numPr>
+        <w:spacing w:after="0" w:line="276" w:lineRule="auto"/>
         <w:rPr>
           <w:rFonts w:ascii="Roboto Mono" w:eastAsia="Roboto Mono" w:hAnsi="Roboto Mono" w:cs="Roboto Mono"/>
         </w:rPr>
@@ -561,6 +624,7 @@
           <w:ilvl w:val="0"/>
           <w:numId w:val="1"/>
         </w:numPr>
+        <w:spacing w:after="0" w:line="276" w:lineRule="auto"/>
         <w:rPr>
           <w:rFonts w:ascii="Roboto Mono" w:eastAsia="Roboto Mono" w:hAnsi="Roboto Mono" w:cs="Roboto Mono"/>
         </w:rPr>
@@ -586,7 +650,7 @@
           <w:ilvl w:val="1"/>
           <w:numId w:val="1"/>
         </w:numPr>
-        <w:spacing w:after="240"/>
+        <w:spacing w:after="240" w:line="276" w:lineRule="auto"/>
       </w:pPr>
       <w:r>
         <w:rPr>
@@ -616,7 +680,7 @@
     </w:p>
     <w:p>
       <w:r>
-        <w:pict w14:anchorId="768554CA">
+        <w:pict w14:anchorId="7700A1D0">
           <v:rect id="_x0000_i1026" style="width:0;height:1.5pt" o:hralign="center" o:hrstd="t" o:hr="t" fillcolor="#a0a0a0" stroked="f"/>
         </w:pict>
       </w:r>
@@ -649,51 +713,77 @@
       </w:pPr>
       <w:r>
         <w:rPr>
-          <w:b/>
-          <w:shd w:val="clear" w:color="auto" w:fill="B7B7B7"/>
-        </w:rPr>
-        <w:t># Source</w:t>
-      </w:r>
-      <w:r>
-        <w:rPr>
-          <w:shd w:val="clear" w:color="auto" w:fill="B7B7B7"/>
-        </w:rPr>
-        <w:t xml:space="preserve">: </w:t>
-      </w:r>
-      <w:r>
-        <w:rPr>
-          <w:b/>
-          <w:shd w:val="clear" w:color="auto" w:fill="B7B7B7"/>
-        </w:rPr>
-        <w:t xml:space="preserve">Chatgpt </w:t>
-      </w:r>
-      <w:r>
-        <w:rPr>
-          <w:b/>
-          <w:sz w:val="14"/>
-          <w:szCs w:val="14"/>
-          <w:shd w:val="clear" w:color="auto" w:fill="B7B7B7"/>
-        </w:rPr>
-        <w:t>(GPT</w:t>
-      </w:r>
-      <w:r>
-        <w:rPr>
-          <w:rFonts w:ascii="Cambria Math" w:hAnsi="Cambria Math" w:cs="Cambria Math"/>
-          <w:b/>
-          <w:sz w:val="14"/>
-          <w:szCs w:val="14"/>
-          <w:shd w:val="clear" w:color="auto" w:fill="B7B7B7"/>
+          <w:rFonts w:ascii="Arial" w:eastAsia="Arial" w:hAnsi="Arial" w:cs="Arial"/>
+          <w:b/>
+          <w:color w:val="000000"/>
+          <w:sz w:val="18"/>
+          <w:highlight w:val="lightGray"/>
+        </w:rPr>
+        <w:t># Source: AI Source: Provided by: [Data Path</w:t>
+      </w:r>
+      <w:r>
+        <w:rPr>
+          <w:rFonts w:ascii="Arial" w:eastAsia="Arial" w:hAnsi="Arial" w:cs="Arial"/>
+          <w:color w:val="000000"/>
+          <w:sz w:val="18"/>
+          <w:highlight w:val="lightGray"/>
+        </w:rPr>
+        <w:t xml:space="preserve">: Persons Table -&gt; ID Column: 1, Name_En Column: Motasem Essam] -&gt; </w:t>
+      </w:r>
+      <w:r>
+        <w:rPr>
+          <w:rFonts w:ascii="Arial" w:eastAsia="Arial" w:hAnsi="Arial" w:cs="Arial"/>
+          <w:b/>
+          <w:color w:val="000000"/>
+          <w:sz w:val="18"/>
+          <w:highlight w:val="lightGray"/>
+        </w:rPr>
+        <w:t>From:</w:t>
+      </w:r>
+      <w:r>
+        <w:rPr>
+          <w:rFonts w:ascii="Arial" w:eastAsia="Arial" w:hAnsi="Arial" w:cs="Arial"/>
+          <w:color w:val="000000"/>
+          <w:sz w:val="18"/>
+          <w:highlight w:val="lightGray"/>
+        </w:rPr>
+        <w:t xml:space="preserve"> [Chatgpt (GPT</w:t>
+      </w:r>
+      <w:r>
+        <w:rPr>
+          <w:rFonts w:ascii="Arial" w:eastAsia="Arial" w:hAnsi="Arial" w:cs="Cambria Math"/>
+          <w:color w:val="000000"/>
+          <w:sz w:val="18"/>
+          <w:highlight w:val="lightGray"/>
         </w:rPr>
         <w:t>‑</w:t>
       </w:r>
       <w:r>
         <w:rPr>
-          <w:b/>
-          <w:sz w:val="14"/>
-          <w:szCs w:val="14"/>
-          <w:shd w:val="clear" w:color="auto" w:fill="B7B7B7"/>
-        </w:rPr>
-        <w:t>5 Mini) at [8/18/2025]</w:t>
+          <w:rFonts w:ascii="Arial" w:eastAsia="Arial" w:hAnsi="Arial" w:cs="Arial"/>
+          <w:color w:val="000000"/>
+          <w:sz w:val="18"/>
+          <w:highlight w:val="lightGray"/>
+        </w:rPr>
+        <w:t xml:space="preserve">5 Mini)] </w:t>
+      </w:r>
+      <w:r>
+        <w:rPr>
+          <w:rFonts w:ascii="Arial" w:eastAsia="Arial" w:hAnsi="Arial" w:cs="Arial"/>
+          <w:b/>
+          <w:color w:val="000000"/>
+          <w:sz w:val="18"/>
+          <w:highlight w:val="lightGray"/>
+        </w:rPr>
+        <w:t>on</w:t>
+      </w:r>
+      <w:r>
+        <w:rPr>
+          <w:rFonts w:ascii="Arial" w:eastAsia="Arial" w:hAnsi="Arial"/>
+          <w:sz w:val="18"/>
+          <w:highlight w:val="lightGray"/>
+        </w:rPr>
+        <w:t xml:space="preserve"> [8/18/2025]</w:t>
       </w:r>
     </w:p>
     <w:p>
@@ -702,7 +792,7 @@
           <w:ilvl w:val="0"/>
           <w:numId w:val="3"/>
         </w:numPr>
-        <w:spacing w:before="240"/>
+        <w:spacing w:before="240" w:after="0" w:line="276" w:lineRule="auto"/>
       </w:pPr>
       <w:r>
         <w:rPr>
@@ -736,6 +826,7 @@
           <w:ilvl w:val="0"/>
           <w:numId w:val="3"/>
         </w:numPr>
+        <w:spacing w:after="0" w:line="276" w:lineRule="auto"/>
       </w:pPr>
       <w:r>
         <w:rPr>
@@ -769,6 +860,7 @@
           <w:ilvl w:val="0"/>
           <w:numId w:val="3"/>
         </w:numPr>
+        <w:spacing w:after="0" w:line="276" w:lineRule="auto"/>
       </w:pPr>
       <w:r>
         <w:rPr>
@@ -802,7 +894,7 @@
           <w:ilvl w:val="0"/>
           <w:numId w:val="3"/>
         </w:numPr>
-        <w:spacing w:after="240"/>
+        <w:spacing w:after="240" w:line="276" w:lineRule="auto"/>
       </w:pPr>
       <w:r>
         <w:rPr>
@@ -829,7 +921,7 @@
     </w:p>
     <w:p>
       <w:r>
-        <w:pict w14:anchorId="7412D353">
+        <w:pict w14:anchorId="6E4CAE02">
           <v:rect id="_x0000_i1027" style="width:0;height:1.5pt" o:hralign="center" o:hrstd="t" o:hr="t" fillcolor="#a0a0a0" stroked="f"/>
         </w:pict>
       </w:r>
@@ -862,51 +954,77 @@
       </w:pPr>
       <w:r>
         <w:rPr>
-          <w:b/>
-          <w:shd w:val="clear" w:color="auto" w:fill="B7B7B7"/>
-        </w:rPr>
-        <w:t># Source</w:t>
-      </w:r>
-      <w:r>
-        <w:rPr>
-          <w:shd w:val="clear" w:color="auto" w:fill="B7B7B7"/>
-        </w:rPr>
-        <w:t xml:space="preserve">: </w:t>
-      </w:r>
-      <w:r>
-        <w:rPr>
-          <w:b/>
-          <w:shd w:val="clear" w:color="auto" w:fill="B7B7B7"/>
-        </w:rPr>
-        <w:t xml:space="preserve">Chatgpt </w:t>
-      </w:r>
-      <w:r>
-        <w:rPr>
-          <w:b/>
-          <w:sz w:val="14"/>
-          <w:szCs w:val="14"/>
-          <w:shd w:val="clear" w:color="auto" w:fill="B7B7B7"/>
-        </w:rPr>
-        <w:t>(GPT</w:t>
-      </w:r>
-      <w:r>
-        <w:rPr>
-          <w:rFonts w:ascii="Cambria Math" w:hAnsi="Cambria Math" w:cs="Cambria Math"/>
-          <w:b/>
-          <w:sz w:val="14"/>
-          <w:szCs w:val="14"/>
-          <w:shd w:val="clear" w:color="auto" w:fill="B7B7B7"/>
+          <w:rFonts w:ascii="Arial" w:eastAsia="Arial" w:hAnsi="Arial" w:cs="Arial"/>
+          <w:b/>
+          <w:color w:val="000000"/>
+          <w:sz w:val="18"/>
+          <w:highlight w:val="lightGray"/>
+        </w:rPr>
+        <w:t># Source: AI Source: Provided by: [Data Path</w:t>
+      </w:r>
+      <w:r>
+        <w:rPr>
+          <w:rFonts w:ascii="Arial" w:eastAsia="Arial" w:hAnsi="Arial" w:cs="Arial"/>
+          <w:color w:val="000000"/>
+          <w:sz w:val="18"/>
+          <w:highlight w:val="lightGray"/>
+        </w:rPr>
+        <w:t xml:space="preserve">: Persons Table -&gt; ID Column: 1, Name_En Column: Motasem Essam] -&gt; </w:t>
+      </w:r>
+      <w:r>
+        <w:rPr>
+          <w:rFonts w:ascii="Arial" w:eastAsia="Arial" w:hAnsi="Arial" w:cs="Arial"/>
+          <w:b/>
+          <w:color w:val="000000"/>
+          <w:sz w:val="18"/>
+          <w:highlight w:val="lightGray"/>
+        </w:rPr>
+        <w:t>From:</w:t>
+      </w:r>
+      <w:r>
+        <w:rPr>
+          <w:rFonts w:ascii="Arial" w:eastAsia="Arial" w:hAnsi="Arial" w:cs="Arial"/>
+          <w:color w:val="000000"/>
+          <w:sz w:val="18"/>
+          <w:highlight w:val="lightGray"/>
+        </w:rPr>
+        <w:t xml:space="preserve"> [Chatgpt (GPT</w:t>
+      </w:r>
+      <w:r>
+        <w:rPr>
+          <w:rFonts w:ascii="Arial" w:eastAsia="Arial" w:hAnsi="Arial" w:cs="Cambria Math"/>
+          <w:color w:val="000000"/>
+          <w:sz w:val="18"/>
+          <w:highlight w:val="lightGray"/>
         </w:rPr>
         <w:t>‑</w:t>
       </w:r>
       <w:r>
         <w:rPr>
-          <w:b/>
-          <w:sz w:val="14"/>
-          <w:szCs w:val="14"/>
-          <w:shd w:val="clear" w:color="auto" w:fill="B7B7B7"/>
-        </w:rPr>
-        <w:t>5 Mini) at [8/18/2025]</w:t>
+          <w:rFonts w:ascii="Arial" w:eastAsia="Arial" w:hAnsi="Arial" w:cs="Arial"/>
+          <w:color w:val="000000"/>
+          <w:sz w:val="18"/>
+          <w:highlight w:val="lightGray"/>
+        </w:rPr>
+        <w:t xml:space="preserve">5 Mini)] </w:t>
+      </w:r>
+      <w:r>
+        <w:rPr>
+          <w:rFonts w:ascii="Arial" w:eastAsia="Arial" w:hAnsi="Arial" w:cs="Arial"/>
+          <w:b/>
+          <w:color w:val="000000"/>
+          <w:sz w:val="18"/>
+          <w:highlight w:val="lightGray"/>
+        </w:rPr>
+        <w:t>on</w:t>
+      </w:r>
+      <w:r>
+        <w:rPr>
+          <w:rFonts w:ascii="Arial" w:eastAsia="Arial" w:hAnsi="Arial"/>
+          <w:sz w:val="18"/>
+          <w:highlight w:val="lightGray"/>
+        </w:rPr>
+        <w:t xml:space="preserve"> [8/18/2025]</w:t>
       </w:r>
     </w:p>
     <w:p>
@@ -915,16 +1033,15 @@
           <w:ilvl w:val="0"/>
           <w:numId w:val="2"/>
         </w:numPr>
-        <w:spacing w:before="240"/>
-        <w:rPr>
-          <w:rFonts w:ascii="Roboto Mono" w:eastAsia="Roboto Mono" w:hAnsi="Roboto Mono" w:cs="Roboto Mono"/>
-        </w:rPr>
-      </w:pPr>
-      <w:r>
-        <w:rPr>
-          <w:rFonts w:ascii="Roboto Mono" w:eastAsia="Roboto Mono" w:hAnsi="Roboto Mono" w:cs="Roboto Mono"/>
-        </w:rPr>
-        <w:lastRenderedPageBreak/>
+        <w:spacing w:before="240" w:after="0" w:line="276" w:lineRule="auto"/>
+        <w:rPr>
+          <w:rFonts w:ascii="Roboto Mono" w:eastAsia="Roboto Mono" w:hAnsi="Roboto Mono" w:cs="Roboto Mono"/>
+        </w:rPr>
+      </w:pPr>
+      <w:r>
+        <w:rPr>
+          <w:rFonts w:ascii="Roboto Mono" w:eastAsia="Roboto Mono" w:hAnsi="Roboto Mono" w:cs="Roboto Mono"/>
+        </w:rPr>
         <w:t>Requirement: “System should accept passwords with at least 8 characters.”</w:t>
       </w:r>
       <w:r>
@@ -940,6 +1057,7 @@
           <w:ilvl w:val="0"/>
           <w:numId w:val="2"/>
         </w:numPr>
+        <w:spacing w:after="0" w:line="276" w:lineRule="auto"/>
         <w:rPr>
           <w:rFonts w:ascii="Roboto Mono" w:eastAsia="Roboto Mono" w:hAnsi="Roboto Mono" w:cs="Roboto Mono"/>
         </w:rPr>
@@ -963,7 +1081,7 @@
           <w:ilvl w:val="0"/>
           <w:numId w:val="2"/>
         </w:numPr>
-        <w:spacing w:after="240"/>
+        <w:spacing w:after="240" w:line="276" w:lineRule="auto"/>
       </w:pPr>
       <w:r>
         <w:rPr>
@@ -987,7 +1105,7 @@
     </w:p>
     <w:p>
       <w:r>
-        <w:pict w14:anchorId="1142006E">
+        <w:pict w14:anchorId="0EBC6FE7">
           <v:rect id="_x0000_i1028" style="width:0;height:1.5pt" o:hralign="center" o:hrstd="t" o:hr="t" fillcolor="#a0a0a0" stroked="f"/>
         </w:pict>
       </w:r>
@@ -1054,18 +1172,19 @@
     </w:p>
     <w:p>
       <w:r>
-        <w:pict w14:anchorId="2C173761">
+        <w:pict w14:anchorId="6E1D970E">
           <v:rect id="_x0000_i1029" style="width:0;height:1.5pt" o:hralign="center" o:hrstd="t" o:hr="t" fillcolor="#a0a0a0" stroked="f"/>
         </w:pict>
       </w:r>
     </w:p>
+    <w:p/>
     <w:p/>
     <w:p/>
     <w:sectPr>
       <w:pgSz w:w="12240" w:h="15840"/>
       <w:pgMar w:top="1440" w:right="1440" w:bottom="1440" w:left="1440" w:header="720" w:footer="720" w:gutter="0"/>
-      <w:pgNumType w:start="1"/>
       <w:cols w:space="720"/>
+      <w:docGrid w:linePitch="360"/>
     </w:sectPr>
   </w:body>
 </w:document>
@@ -1824,18 +1943,6 @@
   <w:style w:type="paragraph" w:default="1" w:styleId="Normal">
     <w:name w:val="Normal"/>
     <w:qFormat/>
-    <w:rsid w:val="00FE7B76"/>
-    <w:pPr>
-      <w:spacing w:after="0" w:line="276" w:lineRule="auto"/>
-    </w:pPr>
-    <w:rPr>
-      <w:rFonts w:ascii="Arial" w:eastAsia="Arial" w:hAnsi="Arial" w:cs="Arial"/>
-      <w:kern w:val="0"/>
-      <w:sz w:val="22"/>
-      <w:szCs w:val="22"/>
-      <w:lang w:val="en"/>
-      <w14:ligatures w14:val="none"/>
-    </w:rPr>
   </w:style>
   <w:style w:type="paragraph" w:styleId="Heading1">
     <w:name w:val="heading 1"/>
@@ -1844,7 +1951,7 @@
     <w:link w:val="Heading1Char"/>
     <w:uiPriority w:val="9"/>
     <w:qFormat/>
-    <w:rsid w:val="002939C6"/>
+    <w:rsid w:val="00292717"/>
     <w:pPr>
       <w:keepNext/>
       <w:keepLines/>
@@ -1866,7 +1973,7 @@
     <w:uiPriority w:val="9"/>
     <w:unhideWhenUsed/>
     <w:qFormat/>
-    <w:rsid w:val="002939C6"/>
+    <w:rsid w:val="00292717"/>
     <w:pPr>
       <w:keepNext/>
       <w:keepLines/>
@@ -1889,7 +1996,7 @@
     <w:semiHidden/>
     <w:unhideWhenUsed/>
     <w:qFormat/>
-    <w:rsid w:val="002939C6"/>
+    <w:rsid w:val="00292717"/>
     <w:pPr>
       <w:keepNext/>
       <w:keepLines/>
@@ -1912,7 +2019,7 @@
     <w:semiHidden/>
     <w:unhideWhenUsed/>
     <w:qFormat/>
-    <w:rsid w:val="002939C6"/>
+    <w:rsid w:val="00292717"/>
     <w:pPr>
       <w:keepNext/>
       <w:keepLines/>
@@ -1935,7 +2042,7 @@
     <w:semiHidden/>
     <w:unhideWhenUsed/>
     <w:qFormat/>
-    <w:rsid w:val="002939C6"/>
+    <w:rsid w:val="00292717"/>
     <w:pPr>
       <w:keepNext/>
       <w:keepLines/>
@@ -1956,11 +2063,11 @@
     <w:semiHidden/>
     <w:unhideWhenUsed/>
     <w:qFormat/>
-    <w:rsid w:val="002939C6"/>
+    <w:rsid w:val="00292717"/>
     <w:pPr>
       <w:keepNext/>
       <w:keepLines/>
-      <w:spacing w:before="40"/>
+      <w:spacing w:before="40" w:after="0"/>
       <w:outlineLvl w:val="5"/>
     </w:pPr>
     <w:rPr>
@@ -1979,11 +2086,11 @@
     <w:semiHidden/>
     <w:unhideWhenUsed/>
     <w:qFormat/>
-    <w:rsid w:val="002939C6"/>
+    <w:rsid w:val="00292717"/>
     <w:pPr>
       <w:keepNext/>
       <w:keepLines/>
-      <w:spacing w:before="40"/>
+      <w:spacing w:before="40" w:after="0"/>
       <w:outlineLvl w:val="6"/>
     </w:pPr>
     <w:rPr>
@@ -2000,10 +2107,11 @@
     <w:semiHidden/>
     <w:unhideWhenUsed/>
     <w:qFormat/>
-    <w:rsid w:val="002939C6"/>
+    <w:rsid w:val="00292717"/>
     <w:pPr>
       <w:keepNext/>
       <w:keepLines/>
+      <w:spacing w:after="0"/>
       <w:outlineLvl w:val="7"/>
     </w:pPr>
     <w:rPr>
@@ -2022,10 +2130,11 @@
     <w:semiHidden/>
     <w:unhideWhenUsed/>
     <w:qFormat/>
-    <w:rsid w:val="002939C6"/>
+    <w:rsid w:val="00292717"/>
     <w:pPr>
       <w:keepNext/>
       <w:keepLines/>
+      <w:spacing w:after="0"/>
       <w:outlineLvl w:val="8"/>
     </w:pPr>
     <w:rPr>
@@ -2065,7 +2174,7 @@
     <w:basedOn w:val="DefaultParagraphFont"/>
     <w:link w:val="Heading1"/>
     <w:uiPriority w:val="9"/>
-    <w:rsid w:val="002939C6"/>
+    <w:rsid w:val="00292717"/>
     <w:rPr>
       <w:rFonts w:asciiTheme="majorHAnsi" w:eastAsiaTheme="majorEastAsia" w:hAnsiTheme="majorHAnsi" w:cstheme="majorBidi"/>
       <w:color w:val="2F5496" w:themeColor="accent1" w:themeShade="BF"/>
@@ -2078,7 +2187,7 @@
     <w:basedOn w:val="DefaultParagraphFont"/>
     <w:link w:val="Heading2"/>
     <w:uiPriority w:val="9"/>
-    <w:rsid w:val="002939C6"/>
+    <w:rsid w:val="00292717"/>
     <w:rPr>
       <w:rFonts w:asciiTheme="majorHAnsi" w:eastAsiaTheme="majorEastAsia" w:hAnsiTheme="majorHAnsi" w:cstheme="majorBidi"/>
       <w:color w:val="2F5496" w:themeColor="accent1" w:themeShade="BF"/>
@@ -2092,7 +2201,7 @@
     <w:link w:val="Heading3"/>
     <w:uiPriority w:val="9"/>
     <w:semiHidden/>
-    <w:rsid w:val="002939C6"/>
+    <w:rsid w:val="00292717"/>
     <w:rPr>
       <w:rFonts w:eastAsiaTheme="majorEastAsia" w:cstheme="majorBidi"/>
       <w:color w:val="2F5496" w:themeColor="accent1" w:themeShade="BF"/>
@@ -2106,7 +2215,7 @@
     <w:link w:val="Heading4"/>
     <w:uiPriority w:val="9"/>
     <w:semiHidden/>
-    <w:rsid w:val="002939C6"/>
+    <w:rsid w:val="00292717"/>
     <w:rPr>
       <w:rFonts w:eastAsiaTheme="majorEastAsia" w:cstheme="majorBidi"/>
       <w:i/>
@@ -2120,7 +2229,7 @@
     <w:link w:val="Heading5"/>
     <w:uiPriority w:val="9"/>
     <w:semiHidden/>
-    <w:rsid w:val="002939C6"/>
+    <w:rsid w:val="00292717"/>
     <w:rPr>
       <w:rFonts w:eastAsiaTheme="majorEastAsia" w:cstheme="majorBidi"/>
       <w:color w:val="2F5496" w:themeColor="accent1" w:themeShade="BF"/>
@@ -2132,7 +2241,7 @@
     <w:link w:val="Heading6"/>
     <w:uiPriority w:val="9"/>
     <w:semiHidden/>
-    <w:rsid w:val="002939C6"/>
+    <w:rsid w:val="00292717"/>
     <w:rPr>
       <w:rFonts w:eastAsiaTheme="majorEastAsia" w:cstheme="majorBidi"/>
       <w:i/>
@@ -2146,7 +2255,7 @@
     <w:link w:val="Heading7"/>
     <w:uiPriority w:val="9"/>
     <w:semiHidden/>
-    <w:rsid w:val="002939C6"/>
+    <w:rsid w:val="00292717"/>
     <w:rPr>
       <w:rFonts w:eastAsiaTheme="majorEastAsia" w:cstheme="majorBidi"/>
       <w:color w:val="595959" w:themeColor="text1" w:themeTint="A6"/>
@@ -2158,7 +2267,7 @@
     <w:link w:val="Heading8"/>
     <w:uiPriority w:val="9"/>
     <w:semiHidden/>
-    <w:rsid w:val="002939C6"/>
+    <w:rsid w:val="00292717"/>
     <w:rPr>
       <w:rFonts w:eastAsiaTheme="majorEastAsia" w:cstheme="majorBidi"/>
       <w:i/>
@@ -2172,7 +2281,7 @@
     <w:link w:val="Heading9"/>
     <w:uiPriority w:val="9"/>
     <w:semiHidden/>
-    <w:rsid w:val="002939C6"/>
+    <w:rsid w:val="00292717"/>
     <w:rPr>
       <w:rFonts w:eastAsiaTheme="majorEastAsia" w:cstheme="majorBidi"/>
       <w:color w:val="272727" w:themeColor="text1" w:themeTint="D8"/>
@@ -2185,7 +2294,7 @@
     <w:link w:val="TitleChar"/>
     <w:uiPriority w:val="10"/>
     <w:qFormat/>
-    <w:rsid w:val="002939C6"/>
+    <w:rsid w:val="00292717"/>
     <w:pPr>
       <w:spacing w:after="80" w:line="240" w:lineRule="auto"/>
       <w:contextualSpacing/>
@@ -2203,7 +2312,7 @@
     <w:basedOn w:val="DefaultParagraphFont"/>
     <w:link w:val="Title"/>
     <w:uiPriority w:val="10"/>
-    <w:rsid w:val="002939C6"/>
+    <w:rsid w:val="00292717"/>
     <w:rPr>
       <w:rFonts w:asciiTheme="majorHAnsi" w:eastAsiaTheme="majorEastAsia" w:hAnsiTheme="majorHAnsi" w:cstheme="majorBidi"/>
       <w:spacing w:val="-10"/>
@@ -2219,7 +2328,7 @@
     <w:link w:val="SubtitleChar"/>
     <w:uiPriority w:val="11"/>
     <w:qFormat/>
-    <w:rsid w:val="002939C6"/>
+    <w:rsid w:val="00292717"/>
     <w:pPr>
       <w:numPr>
         <w:ilvl w:val="1"/>
@@ -2238,7 +2347,7 @@
     <w:basedOn w:val="DefaultParagraphFont"/>
     <w:link w:val="Subtitle"/>
     <w:uiPriority w:val="11"/>
-    <w:rsid w:val="002939C6"/>
+    <w:rsid w:val="00292717"/>
     <w:rPr>
       <w:rFonts w:eastAsiaTheme="majorEastAsia" w:cstheme="majorBidi"/>
       <w:color w:val="595959" w:themeColor="text1" w:themeTint="A6"/>
@@ -2254,7 +2363,7 @@
     <w:link w:val="QuoteChar"/>
     <w:uiPriority w:val="29"/>
     <w:qFormat/>
-    <w:rsid w:val="002939C6"/>
+    <w:rsid w:val="00292717"/>
     <w:pPr>
       <w:spacing w:before="160"/>
       <w:jc w:val="center"/>
@@ -2270,7 +2379,7 @@
     <w:basedOn w:val="DefaultParagraphFont"/>
     <w:link w:val="Quote"/>
     <w:uiPriority w:val="29"/>
-    <w:rsid w:val="002939C6"/>
+    <w:rsid w:val="00292717"/>
     <w:rPr>
       <w:i/>
       <w:iCs/>
@@ -2282,7 +2391,7 @@
     <w:basedOn w:val="Normal"/>
     <w:uiPriority w:val="34"/>
     <w:qFormat/>
-    <w:rsid w:val="002939C6"/>
+    <w:rsid w:val="00292717"/>
     <w:pPr>
       <w:ind w:left="720"/>
       <w:contextualSpacing/>
@@ -2293,7 +2402,7 @@
     <w:basedOn w:val="DefaultParagraphFont"/>
     <w:uiPriority w:val="21"/>
     <w:qFormat/>
-    <w:rsid w:val="002939C6"/>
+    <w:rsid w:val="00292717"/>
     <w:rPr>
       <w:i/>
       <w:iCs/>
@@ -2307,7 +2416,7 @@
     <w:link w:val="IntenseQuoteChar"/>
     <w:uiPriority w:val="30"/>
     <w:qFormat/>
-    <w:rsid w:val="002939C6"/>
+    <w:rsid w:val="00292717"/>
     <w:pPr>
       <w:pBdr>
         <w:top w:val="single" w:sz="4" w:space="10" w:color="2F5496" w:themeColor="accent1" w:themeShade="BF"/>
@@ -2328,7 +2437,7 @@
     <w:basedOn w:val="DefaultParagraphFont"/>
     <w:link w:val="IntenseQuote"/>
     <w:uiPriority w:val="30"/>
-    <w:rsid w:val="002939C6"/>
+    <w:rsid w:val="00292717"/>
     <w:rPr>
       <w:i/>
       <w:iCs/>
@@ -2340,7 +2449,7 @@
     <w:basedOn w:val="DefaultParagraphFont"/>
     <w:uiPriority w:val="32"/>
     <w:qFormat/>
-    <w:rsid w:val="002939C6"/>
+    <w:rsid w:val="00292717"/>
     <w:rPr>
       <w:b/>
       <w:bCs/>
